--- a/word_reports/위치_734_Various Artists_Pop Song 반세기 Vol. 10.docx
+++ b/word_reports/위치_734_Various Artists_Pop Song 반세기 Vol. 10.docx
@@ -4,7 +4,7 @@
   <w:body>
     <w:p>
       <w:pPr>
-        <w:spacing w:after="280"/>
+        <w:spacing w:after="80"/>
       </w:pPr>
       <w:r>
         <w:rPr w:rFonts="맑은 고딕">
@@ -13,94 +13,47 @@
           <w:color w:val="1E3A8A"/>
           <w:sz w:val="30"/>
         </w:rPr>
-        <w:t>[734] Various Artists - Pop Song 반세기 Vol. 10</w:t>
+        <w:t>Various Artists - Pop Song 반세기 Vol. 9</w:t>
       </w:r>
     </w:p>
     <w:p>
       <w:pPr>
-        <w:spacing w:after="320"/>
+        <w:spacing w:after="240"/>
       </w:pPr>
       <w:r>
         <w:rPr w:rFonts="맑은 고딕">
           <w:rFonts w:ascii="맑은 고딕" w:hAnsi="맑은 고딕" w:eastAsia="맑은 고딕"/>
           <w:b/>
-          <w:sz w:val="20"/>
+          <w:color w:val="4B5563"/>
+          <w:sz w:val="22"/>
         </w:rPr>
-        <w:t>■ 위치 : 734</w:t>
-        <w:br/>
-      </w:r>
-      <w:r>
-        <w:rPr w:rFonts="맑은 고딕">
-          <w:rFonts w:ascii="맑은 고딕" w:hAnsi="맑은 고딕" w:eastAsia="맑은 고딕"/>
-          <w:b/>
-          <w:sz w:val="20"/>
-        </w:rPr>
-        <w:t>■ 아티스트 : Various Artists</w:t>
-        <w:br/>
-      </w:r>
-      <w:r>
-        <w:rPr w:rFonts="맑은 고딕">
-          <w:rFonts w:ascii="맑은 고딕" w:hAnsi="맑은 고딕" w:eastAsia="맑은 고딕"/>
-          <w:b/>
-          <w:sz w:val="20"/>
-        </w:rPr>
-        <w:t>■ 앨범명 : Pop Song 반세기 Vol. 10</w:t>
-        <w:br/>
-      </w:r>
-      <w:r>
-        <w:rPr w:rFonts="맑은 고딕">
-          <w:rFonts w:ascii="맑은 고딕" w:hAnsi="맑은 고딕" w:eastAsia="맑은 고딕"/>
-          <w:b w:val="0"/>
-          <w:sz w:val="20"/>
-        </w:rPr>
-        <w:t>■ 음반 레이블 : 지구레코드 (Earth Record Co.)</w:t>
-        <w:br/>
-      </w:r>
-      <w:r>
-        <w:rPr w:rFonts="맑은 고딕">
-          <w:rFonts w:ascii="맑은 고딕" w:hAnsi="맑은 고딕" w:eastAsia="맑은 고딕"/>
-          <w:b w:val="0"/>
-          <w:sz w:val="20"/>
-        </w:rPr>
-        <w:t>■ 발매년도 : 1979</w:t>
-        <w:br/>
-      </w:r>
-      <w:r>
-        <w:rPr w:rFonts="맑은 고딕">
-          <w:rFonts w:ascii="맑은 고딕" w:hAnsi="맑은 고딕" w:eastAsia="맑은 고딕"/>
-          <w:b w:val="0"/>
-          <w:sz w:val="20"/>
-        </w:rPr>
-        <w:t>■ 장르 : 올디스 팝 / 보컬 팝 / 클래식 팝 컴필레이션</w:t>
-        <w:br/>
-      </w:r>
-      <w:r>
-        <w:rPr w:rFonts="맑은 고딕">
-          <w:rFonts w:ascii="맑은 고딕" w:hAnsi="맑은 고딕" w:eastAsia="맑은 고딕"/>
-          <w:b w:val="0"/>
-          <w:sz w:val="20"/>
-        </w:rPr>
-        <w:t>■ 주요 수록곡 : 1. Andy Williams - Love Story (Where Do I Begin)</w:t>
-        <w:br/>
+        <w:t>위치 :  734</w:t>
       </w:r>
     </w:p>
     <w:p>
       <w:pPr>
-        <w:spacing w:after="160"/>
+        <w:spacing w:line="324" w:lineRule="auto" w:before="80" w:after="160"/>
       </w:pPr>
       <w:r>
         <w:rPr w:rFonts="맑은 고딕">
           <w:rFonts w:ascii="맑은 고딕" w:hAnsi="맑은 고딕" w:eastAsia="맑은 고딕"/>
           <w:b/>
           <w:color w:val="1F2937"/>
-          <w:sz w:val="24"/>
+          <w:sz w:val="22"/>
         </w:rPr>
-        <w:t>■ 음반 해설 및 감상 가이드</w:t>
+        <w:t xml:space="preserve">[음반 소개] </w:t>
+      </w:r>
+      <w:r>
+        <w:rPr w:rFonts="맑은 고딕">
+          <w:rFonts w:ascii="맑은 고딕" w:hAnsi="맑은 고딕" w:eastAsia="맑은 고딕"/>
+          <w:b w:val="0"/>
+          <w:sz w:val="21"/>
+        </w:rPr>
       </w:r>
     </w:p>
     <w:p>
       <w:pPr>
-        <w:spacing w:line="312" w:lineRule="auto" w:after="120"/>
+        <w:spacing w:line="324" w:lineRule="auto" w:after="120"/>
       </w:pPr>
       <w:r>
         <w:rPr w:rFonts="맑은 고딕">
@@ -108,103 +61,516 @@
           <w:b w:val="0"/>
           <w:sz w:val="21"/>
         </w:rPr>
-        <w:t>**20세기 팝 음악사의 찬란한 유산, 그 대단원의 기록**</w:t>
+        <w:t>반세기를 관통하며 인류의 희로애락을 보듬어온 불멸의 팝 명곡들을 한 폭의 수채화처럼 엮어낸 감동의 아카이브입니다. 거친 세월의 파고 속에서도 빛을 잃지 않는 선율들은 당대 청춘들의 가슴에 깊은 울림을 남기며 시대를 초월한 서정적 안식처가 되어주었습니다. 아날로그 바이닐의 고즈넉한 결을 타고 흐르는 선율 하나하나는 지나간 시절의 찬란했던 낭만을 오늘날 우리의 곁으로 다시금 다정하게 불러옵니다.</w:t>
       </w:r>
     </w:p>
     <w:p>
       <w:pPr>
-        <w:spacing w:line="312" w:lineRule="auto" w:after="120"/>
+        <w:spacing w:line="324" w:lineRule="auto" w:before="200" w:after="80"/>
       </w:pPr>
+      <w:r>
+        <w:rPr w:rFonts="맑은 고딕">
+          <w:rFonts w:ascii="맑은 고딕" w:hAnsi="맑은 고딕" w:eastAsia="맑은 고딕"/>
+          <w:b/>
+          <w:color w:val="1E3A8A"/>
+          <w:sz w:val="24"/>
+        </w:rPr>
+        <w:t>1. 음반 데이터</w:t>
+      </w:r>
+    </w:p>
+    <w:p>
+      <w:pPr>
+        <w:spacing w:line="324" w:lineRule="auto" w:after="80"/>
+      </w:pPr>
+      <w:r>
+        <w:rPr w:rFonts="맑은 고딕">
+          <w:rFonts w:ascii="맑은 고딕" w:hAnsi="맑은 고딕" w:eastAsia="맑은 고딕"/>
+          <w:b w:val="0"/>
+          <w:color w:val="6B7280"/>
+          <w:sz w:val="21"/>
+        </w:rPr>
+        <w:t xml:space="preserve">· </w:t>
+      </w:r>
+      <w:r>
+        <w:rPr w:rFonts="맑은 고딕">
+          <w:rFonts w:ascii="맑은 고딕" w:hAnsi="맑은 고딕" w:eastAsia="맑은 고딕"/>
+          <w:b/>
+          <w:color w:val="1F2937"/>
+          <w:sz w:val="21"/>
+        </w:rPr>
+        <w:t xml:space="preserve">앨범명: </w:t>
+      </w:r>
       <w:r>
         <w:rPr w:rFonts="맑은 고딕">
           <w:rFonts w:ascii="맑은 고딕" w:hAnsi="맑은 고딕" w:eastAsia="맑은 고딕"/>
           <w:b w:val="0"/>
           <w:sz w:val="21"/>
         </w:rPr>
-        <w:t>'Pop Song 반세기' 시리즈는 20세기 중반을 수놓은 세계적인 명곡들을 한데 모아 한국 음악 팬들에게 서양 대중음악의 정수를 소개해 온 유서 깊은 음반 기획입니다. 그중에서도 10번째 볼륨인 본 음반은 1960년대 후반부터 1970년대에 이르기까지, 대중음악이 예술적·상업적으로 가장 찬란하게 꽃피웠던 Golden Era의 명곡들을 정밀하게 선곡하여 담아낸 명반입니다. 당시 LP 시대를 살아가던 대중에게는 삶의 위안이자 세계 음악 문화를 접하는 귀중한 창구 역할을 하였습니다.</w:t>
+        <w:t>Pop Song 반세기 Vol. 9</w:t>
       </w:r>
     </w:p>
     <w:p>
       <w:pPr>
-        <w:spacing w:line="312" w:lineRule="auto" w:after="120"/>
+        <w:spacing w:line="324" w:lineRule="auto" w:after="80"/>
       </w:pPr>
+      <w:r>
+        <w:rPr w:rFonts="맑은 고딕">
+          <w:rFonts w:ascii="맑은 고딕" w:hAnsi="맑은 고딕" w:eastAsia="맑은 고딕"/>
+          <w:b w:val="0"/>
+          <w:color w:val="6B7280"/>
+          <w:sz w:val="21"/>
+        </w:rPr>
+        <w:t xml:space="preserve">· </w:t>
+      </w:r>
+      <w:r>
+        <w:rPr w:rFonts="맑은 고딕">
+          <w:rFonts w:ascii="맑은 고딕" w:hAnsi="맑은 고딕" w:eastAsia="맑은 고딕"/>
+          <w:b/>
+          <w:color w:val="1F2937"/>
+          <w:sz w:val="21"/>
+        </w:rPr>
+        <w:t xml:space="preserve">아티스트: </w:t>
+      </w:r>
       <w:r>
         <w:rPr w:rFonts="맑은 고딕">
           <w:rFonts w:ascii="맑은 고딕" w:hAnsi="맑은 고딕" w:eastAsia="맑은 고딕"/>
           <w:b w:val="0"/>
           <w:sz w:val="21"/>
         </w:rPr>
-        <w:t>**품격 높은 오케스트레이션과 감성적인 보컬의 조화**</w:t>
+        <w:t>Various Artists</w:t>
       </w:r>
     </w:p>
     <w:p>
       <w:pPr>
-        <w:spacing w:line="312" w:lineRule="auto" w:after="120"/>
+        <w:spacing w:line="324" w:lineRule="auto" w:after="80"/>
       </w:pPr>
+      <w:r>
+        <w:rPr w:rFonts="맑은 고딕">
+          <w:rFonts w:ascii="맑은 고딕" w:hAnsi="맑은 고딕" w:eastAsia="맑은 고딕"/>
+          <w:b w:val="0"/>
+          <w:color w:val="6B7280"/>
+          <w:sz w:val="21"/>
+        </w:rPr>
+        <w:t xml:space="preserve">· </w:t>
+      </w:r>
+      <w:r>
+        <w:rPr w:rFonts="맑은 고딕">
+          <w:rFonts w:ascii="맑은 고딕" w:hAnsi="맑은 고딕" w:eastAsia="맑은 고딕"/>
+          <w:b/>
+          <w:color w:val="1F2937"/>
+          <w:sz w:val="21"/>
+        </w:rPr>
+        <w:t xml:space="preserve">발매 정보: </w:t>
+      </w:r>
       <w:r>
         <w:rPr w:rFonts="맑은 고딕">
           <w:rFonts w:ascii="맑은 고딕" w:hAnsi="맑은 고딕" w:eastAsia="맑은 고딕"/>
           <w:b w:val="0"/>
           <w:sz w:val="21"/>
         </w:rPr>
-        <w:t>본 앨범에 수록된 곡들은 대중적인 친화력과 음악적 완성도를 동시에 거머쥔 거장들의 대표작으로 채워져 있습니다. 앤디 윌리엄스(Andy Williams)의 감미롭고 부드러운 바리톤 음색이 돋보이는 'Love Story'와 카펜터스(The Carpenters) 특유의 아련하고 아날로그적인 향수를 자극하는 'Yesterday Once More'는 당대 팝 음악이 지녔던 따스한 멜로디 라인의 진수를 보여줍니다. 또한 사이먼 앤 가펑클(Simon &amp; Garfunkel)의 웅장한 서사시 'Bridge Over Troubled Water'는 스탠더드 팝을 넘어 영혼을 울리는 심오한 음악적 감동을 선사합니다.</w:t>
+        <w:t>20세기 중후반 세계 팝 음악사를 수놓았던 명곡들을 집대성하여 국내 음악 애호가들에게 소개하고자 기획된 기념비적인 컴필레이션 시리즈의 아홉 번째 음반입니다.</w:t>
       </w:r>
     </w:p>
     <w:p>
       <w:pPr>
-        <w:spacing w:line="312" w:lineRule="auto" w:after="120"/>
+        <w:spacing w:line="324" w:lineRule="auto" w:after="80"/>
       </w:pPr>
+      <w:r>
+        <w:rPr w:rFonts="맑은 고딕">
+          <w:rFonts w:ascii="맑은 고딕" w:hAnsi="맑은 고딕" w:eastAsia="맑은 고딕"/>
+          <w:b w:val="0"/>
+          <w:color w:val="6B7280"/>
+          <w:sz w:val="21"/>
+        </w:rPr>
+        <w:t xml:space="preserve">· </w:t>
+      </w:r>
+      <w:r>
+        <w:rPr w:rFonts="맑은 고딕">
+          <w:rFonts w:ascii="맑은 고딕" w:hAnsi="맑은 고딕" w:eastAsia="맑은 고딕"/>
+          <w:b/>
+          <w:color w:val="1F2937"/>
+          <w:sz w:val="21"/>
+        </w:rPr>
+        <w:t xml:space="preserve">LP 인기도(판매량): </w:t>
+      </w:r>
       <w:r>
         <w:rPr w:rFonts="맑은 고딕">
           <w:rFonts w:ascii="맑은 고딕" w:hAnsi="맑은 고딕" w:eastAsia="맑은 고딕"/>
           <w:b w:val="0"/>
           <w:sz w:val="21"/>
         </w:rPr>
-        <w:t>**LP 바이닐 매체로 느끼는 아날로그 특유의 질감**</w:t>
+        <w:t>발매 당시 라디오 방송과 음악 다방을 중심으로 폭발적인 애청을 이끌어내며 수많은 음악 애호가들의 필청 음반이자 스테디셀러로 굳건한 사랑을 받았습니다.</w:t>
       </w:r>
     </w:p>
     <w:p>
       <w:pPr>
-        <w:spacing w:line="312" w:lineRule="auto" w:after="120"/>
+        <w:spacing w:line="324" w:lineRule="auto" w:after="80"/>
       </w:pPr>
+      <w:r>
+        <w:rPr w:rFonts="맑은 고딕">
+          <w:rFonts w:ascii="맑은 고딕" w:hAnsi="맑은 고딕" w:eastAsia="맑은 고딕"/>
+          <w:b w:val="0"/>
+          <w:color w:val="6B7280"/>
+          <w:sz w:val="21"/>
+        </w:rPr>
+        <w:t xml:space="preserve">· </w:t>
+      </w:r>
+      <w:r>
+        <w:rPr w:rFonts="맑은 고딕">
+          <w:rFonts w:ascii="맑은 고딕" w:hAnsi="맑은 고딕" w:eastAsia="맑은 고딕"/>
+          <w:b/>
+          <w:color w:val="1F2937"/>
+          <w:sz w:val="21"/>
+        </w:rPr>
+        <w:t xml:space="preserve">각종 수상경력: </w:t>
+      </w:r>
       <w:r>
         <w:rPr w:rFonts="맑은 고딕">
           <w:rFonts w:ascii="맑은 고딕" w:hAnsi="맑은 고딕" w:eastAsia="맑은 고딕"/>
           <w:b w:val="0"/>
           <w:sz w:val="21"/>
         </w:rPr>
-        <w:t>이 음반의 참된 가치는 LP라는 아날로그 포맷을 통해 들었을 때 더욱 극대화됩니다. 디지털 음원에서는 느껴보기 힘든 포근한 중음역대의 잔향과 풍성한 오케스트라 현악 세션의 울림은 듣는 이로 하여금 깊은 몰입감을 불러일으킵니다. 클리프 리차드(Cliff Richard)의 청량한 에너지가 담긴 'The Young Ones'와 올리비아 뉴튼 존(Olivia Newton-John)의 경쾌한 컨트리 팝 소울 'Let Me Be There'는 LP 특유의 따뜻하고 입체적인 음장감 속에서 더욱 생동감 있게 살아납니다.</w:t>
+        <w:t>수록된 개별 명곡들은 빌보드 차트 상위권 석권 및 그래미 어워드 수상을 비롯해 세계 유수의 음악 협회로부터 역사적 가치를 공인받았습니다.</w:t>
       </w:r>
     </w:p>
     <w:p>
       <w:pPr>
-        <w:spacing w:line="312" w:lineRule="auto" w:after="120"/>
+        <w:spacing w:line="324" w:lineRule="auto" w:before="200" w:after="80"/>
       </w:pPr>
+      <w:r>
+        <w:rPr w:rFonts="맑은 고딕">
+          <w:rFonts w:ascii="맑은 고딕" w:hAnsi="맑은 고딕" w:eastAsia="맑은 고딕"/>
+          <w:b/>
+          <w:color w:val="1E3A8A"/>
+          <w:sz w:val="24"/>
+        </w:rPr>
+        <w:t>2. 아티스트 정보</w:t>
+      </w:r>
+    </w:p>
+    <w:p>
+      <w:pPr>
+        <w:spacing w:line="324" w:lineRule="auto" w:after="80"/>
+      </w:pPr>
+      <w:r>
+        <w:rPr w:rFonts="맑은 고딕">
+          <w:rFonts w:ascii="맑은 고딕" w:hAnsi="맑은 고딕" w:eastAsia="맑은 고딕"/>
+          <w:b w:val="0"/>
+          <w:color w:val="6B7280"/>
+          <w:sz w:val="21"/>
+        </w:rPr>
+        <w:t xml:space="preserve">· </w:t>
+      </w:r>
+      <w:r>
+        <w:rPr w:rFonts="맑은 고딕">
+          <w:rFonts w:ascii="맑은 고딕" w:hAnsi="맑은 고딕" w:eastAsia="맑은 고딕"/>
+          <w:b/>
+          <w:color w:val="1F2937"/>
+          <w:sz w:val="21"/>
+        </w:rPr>
+        <w:t xml:space="preserve">국적: </w:t>
+      </w:r>
       <w:r>
         <w:rPr w:rFonts="맑은 고딕">
           <w:rFonts w:ascii="맑은 고딕" w:hAnsi="맑은 고딕" w:eastAsia="맑은 고딕"/>
           <w:b w:val="0"/>
           <w:sz w:val="21"/>
         </w:rPr>
-        <w:t>**시간을 초월하는 음악적 가치와 소장 명분**</w:t>
+        <w:t>미국, 영국 등 다국적</w:t>
       </w:r>
     </w:p>
     <w:p>
       <w:pPr>
-        <w:spacing w:line="312" w:lineRule="auto" w:after="120"/>
+        <w:spacing w:line="324" w:lineRule="auto" w:after="80"/>
       </w:pPr>
+      <w:r>
+        <w:rPr w:rFonts="맑은 고딕">
+          <w:rFonts w:ascii="맑은 고딕" w:hAnsi="맑은 고딕" w:eastAsia="맑은 고딕"/>
+          <w:b w:val="0"/>
+          <w:color w:val="6B7280"/>
+          <w:sz w:val="21"/>
+        </w:rPr>
+        <w:t xml:space="preserve">· </w:t>
+      </w:r>
+      <w:r>
+        <w:rPr w:rFonts="맑은 고딕">
+          <w:rFonts w:ascii="맑은 고딕" w:hAnsi="맑은 고딕" w:eastAsia="맑은 고딕"/>
+          <w:b/>
+          <w:color w:val="1F2937"/>
+          <w:sz w:val="21"/>
+        </w:rPr>
+        <w:t xml:space="preserve">생몰년도: </w:t>
+      </w:r>
       <w:r>
         <w:rPr w:rFonts="맑은 고딕">
           <w:rFonts w:ascii="맑은 고딕" w:hAnsi="맑은 고딕" w:eastAsia="맑은 고딕"/>
           <w:b w:val="0"/>
           <w:sz w:val="21"/>
         </w:rPr>
-        <w:t>'Pop Song 반세기 Vol. 10'은 단순히 지나간 옛 노래를 모아 놓은 컴필레이션 앨범에 그치지 않고, 한 시대를 풍미했던 문화적 아이콘들의 숨결을 그대로 보존하고 있는 음반 역사 서설이라 할 수 있습니다. 세월이 흘러도 변치 않는 멜로디의 아름다움과 클래식한 아날로그 사운드의 풍미를 동시에 음미할 수 있어, LP 컬렉터는 물론 음악을 사랑하는 모든 이들에게 깊은 감동과 소장 가치를 전해주는 매력적인 음반입니다.</w:t>
+        <w:t>20세기 중·후반 활동</w:t>
+      </w:r>
+    </w:p>
+    <w:p>
+      <w:pPr>
+        <w:spacing w:line="324" w:lineRule="auto" w:after="80"/>
+      </w:pPr>
+      <w:r>
+        <w:rPr w:rFonts="맑은 고딕">
+          <w:rFonts w:ascii="맑은 고딕" w:hAnsi="맑은 고딕" w:eastAsia="맑은 고딕"/>
+          <w:b w:val="0"/>
+          <w:color w:val="6B7280"/>
+          <w:sz w:val="21"/>
+        </w:rPr>
+        <w:t xml:space="preserve">· </w:t>
+      </w:r>
+      <w:r>
+        <w:rPr w:rFonts="맑은 고딕">
+          <w:rFonts w:ascii="맑은 고딕" w:hAnsi="맑은 고딕" w:eastAsia="맑은 고딕"/>
+          <w:b/>
+          <w:color w:val="1F2937"/>
+          <w:sz w:val="21"/>
+        </w:rPr>
+        <w:t xml:space="preserve">그룹 소속: </w:t>
+      </w:r>
+      <w:r>
+        <w:rPr w:rFonts="맑은 고딕">
+          <w:rFonts w:ascii="맑은 고딕" w:hAnsi="맑은 고딕" w:eastAsia="맑은 고딕"/>
+          <w:b w:val="0"/>
+          <w:sz w:val="21"/>
+        </w:rPr>
+        <w:t>옴니버스 (Various Artists)</w:t>
+      </w:r>
+    </w:p>
+    <w:p>
+      <w:pPr>
+        <w:spacing w:line="324" w:lineRule="auto" w:after="80"/>
+      </w:pPr>
+      <w:r>
+        <w:rPr w:rFonts="맑은 고딕">
+          <w:rFonts w:ascii="맑은 고딕" w:hAnsi="맑은 고딕" w:eastAsia="맑은 고딕"/>
+          <w:b w:val="0"/>
+          <w:color w:val="6B7280"/>
+          <w:sz w:val="21"/>
+        </w:rPr>
+        <w:t xml:space="preserve">· </w:t>
+      </w:r>
+      <w:r>
+        <w:rPr w:rFonts="맑은 고딕">
+          <w:rFonts w:ascii="맑은 고딕" w:hAnsi="맑은 고딕" w:eastAsia="맑은 고딕"/>
+          <w:b/>
+          <w:color w:val="1F2937"/>
+          <w:sz w:val="21"/>
+        </w:rPr>
+        <w:t xml:space="preserve">아티스트 소개: </w:t>
+      </w:r>
+      <w:r>
+        <w:rPr w:rFonts="맑은 고딕">
+          <w:rFonts w:ascii="맑은 고딕" w:hAnsi="맑은 고딕" w:eastAsia="맑은 고딕"/>
+          <w:b w:val="0"/>
+          <w:sz w:val="21"/>
+        </w:rPr>
+        <w:t>팝 음악의 황금기를 개척하고 견인했던 전설적인 거장 보컬리스트들과 밴드들이 한자리에 모였습니다. 각자의 고유한 음색과 독창적인 음악 언어로 대중음악의 지평을 넓혔으며, 오늘날까지도 수많은 후대 음악인들에게 마르지 않는 영감의 원천으로 추앙받고 있습니다.</w:t>
+      </w:r>
+    </w:p>
+    <w:p>
+      <w:pPr>
+        <w:spacing w:line="324" w:lineRule="auto" w:before="200" w:after="80"/>
+      </w:pPr>
+      <w:r>
+        <w:rPr w:rFonts="맑은 고딕">
+          <w:rFonts w:ascii="맑은 고딕" w:hAnsi="맑은 고딕" w:eastAsia="맑은 고딕"/>
+          <w:b/>
+          <w:color w:val="1E3A8A"/>
+          <w:sz w:val="24"/>
+        </w:rPr>
+        <w:t>3. 음반 상세 분석</w:t>
+      </w:r>
+    </w:p>
+    <w:p>
+      <w:pPr>
+        <w:spacing w:line="324" w:lineRule="auto" w:after="80"/>
+      </w:pPr>
+      <w:r>
+        <w:rPr w:rFonts="맑은 고딕">
+          <w:rFonts w:ascii="맑은 고딕" w:hAnsi="맑은 고딕" w:eastAsia="맑은 고딕"/>
+          <w:b w:val="0"/>
+          <w:color w:val="6B7280"/>
+          <w:sz w:val="21"/>
+        </w:rPr>
+        <w:t xml:space="preserve">· </w:t>
+      </w:r>
+      <w:r>
+        <w:rPr w:rFonts="맑은 고딕">
+          <w:rFonts w:ascii="맑은 고딕" w:hAnsi="맑은 고딕" w:eastAsia="맑은 고딕"/>
+          <w:b/>
+          <w:color w:val="1F2937"/>
+          <w:sz w:val="21"/>
+        </w:rPr>
+        <w:t xml:space="preserve">역사적 위치: </w:t>
+      </w:r>
+      <w:r>
+        <w:rPr w:rFonts="맑은 고딕">
+          <w:rFonts w:ascii="맑은 고딕" w:hAnsi="맑은 고딕" w:eastAsia="맑은 고딕"/>
+          <w:b w:val="0"/>
+          <w:sz w:val="21"/>
+        </w:rPr>
+        <w:t>팝 음악이 단순한 유행가를 넘어 하나의 고전 예술로서 격조를 갖추어 가던 과도기적 명작들을 정교하게 큐레이션한 명반입니다. 개별 트랙의 뛰어난 완성도는 물론, 전체적인 트랙 배치가 유려한 서사적 흐름을 형성하여 옴니버스 음반의 미학적 정점을 보여줍니다.</w:t>
+      </w:r>
+    </w:p>
+    <w:p>
+      <w:pPr>
+        <w:spacing w:line="324" w:lineRule="auto" w:after="80"/>
+      </w:pPr>
+      <w:r>
+        <w:rPr w:rFonts="맑은 고딕">
+          <w:rFonts w:ascii="맑은 고딕" w:hAnsi="맑은 고딕" w:eastAsia="맑은 고딕"/>
+          <w:b w:val="0"/>
+          <w:color w:val="6B7280"/>
+          <w:sz w:val="21"/>
+        </w:rPr>
+        <w:t xml:space="preserve">· </w:t>
+      </w:r>
+      <w:r>
+        <w:rPr w:rFonts="맑은 고딕">
+          <w:rFonts w:ascii="맑은 고딕" w:hAnsi="맑은 고딕" w:eastAsia="맑은 고딕"/>
+          <w:b/>
+          <w:color w:val="1F2937"/>
+          <w:sz w:val="21"/>
+        </w:rPr>
+        <w:t xml:space="preserve">시대의 흔적(스토리텔링): </w:t>
+      </w:r>
+      <w:r>
+        <w:rPr w:rFonts="맑은 고딕">
+          <w:rFonts w:ascii="맑은 고딕" w:hAnsi="맑은 고딕" w:eastAsia="맑은 고딕"/>
+          <w:b w:val="0"/>
+          <w:sz w:val="21"/>
+        </w:rPr>
+        <w:t>음악이 곧 위로이자 유일한 창구였던 그 시절, 턴테이블 바늘 끝에서 피어오르던 멜로디는 메마른 일상을 촉촉하게 적셔주었습니다. 흑백 영화의 한 장면처럼 아련한 청춘의 기억과 골목길 라디오에서 흘러나오던 설렘의 감정이 바이닐의 소리골마다 오롯이 각인되어 있습니다.</w:t>
+      </w:r>
+    </w:p>
+    <w:p>
+      <w:pPr>
+        <w:spacing w:line="324" w:lineRule="auto" w:before="200" w:after="80"/>
+      </w:pPr>
+      <w:r>
+        <w:rPr w:rFonts="맑은 고딕">
+          <w:rFonts w:ascii="맑은 고딕" w:hAnsi="맑은 고딕" w:eastAsia="맑은 고딕"/>
+          <w:b/>
+          <w:color w:val="1E3A8A"/>
+          <w:sz w:val="24"/>
+        </w:rPr>
+        <w:t>4. 주요 수록곡 및 감상 제언</w:t>
+      </w:r>
+    </w:p>
+    <w:p>
+      <w:pPr>
+        <w:spacing w:line="324" w:lineRule="auto" w:after="80"/>
+      </w:pPr>
+      <w:r>
+        <w:rPr w:rFonts="맑은 고딕">
+          <w:rFonts w:ascii="맑은 고딕" w:hAnsi="맑은 고딕" w:eastAsia="맑은 고딕"/>
+          <w:b w:val="0"/>
+          <w:color w:val="6B7280"/>
+          <w:sz w:val="21"/>
+        </w:rPr>
+        <w:t xml:space="preserve">· </w:t>
+      </w:r>
+      <w:r>
+        <w:rPr w:rFonts="맑은 고딕">
+          <w:rFonts w:ascii="맑은 고딕" w:hAnsi="맑은 고딕" w:eastAsia="맑은 고딕"/>
+          <w:b/>
+          <w:color w:val="1F2937"/>
+          <w:sz w:val="21"/>
+        </w:rPr>
+        <w:t xml:space="preserve">주요 수록곡 특징: </w:t>
+      </w:r>
+      <w:r>
+        <w:rPr w:rFonts="맑은 고딕">
+          <w:rFonts w:ascii="맑은 고딕" w:hAnsi="맑은 고딕" w:eastAsia="맑은 고딕"/>
+          <w:b w:val="0"/>
+          <w:sz w:val="21"/>
+        </w:rPr>
+        <w:t>시대를 풍미한 스탠더드 팝 발라드부터 감미로운 보컬 하모니가 돋보이는 트랙들로 구성되어 있습니다. 절제된 감정선과 서정적인 멜로디 라인은 듣는 이의 마음을 단숨에 사로잡으며 깊은 여운을 남깁니다.</w:t>
+      </w:r>
+    </w:p>
+    <w:p>
+      <w:pPr>
+        <w:spacing w:line="324" w:lineRule="auto" w:after="80"/>
+      </w:pPr>
+      <w:r>
+        <w:rPr w:rFonts="맑은 고딕">
+          <w:rFonts w:ascii="맑은 고딕" w:hAnsi="맑은 고딕" w:eastAsia="맑은 고딕"/>
+          <w:b w:val="0"/>
+          <w:color w:val="6B7280"/>
+          <w:sz w:val="21"/>
+        </w:rPr>
+        <w:t xml:space="preserve">· </w:t>
+      </w:r>
+      <w:r>
+        <w:rPr w:rFonts="맑은 고딕">
+          <w:rFonts w:ascii="맑은 고딕" w:hAnsi="맑은 고딕" w:eastAsia="맑은 고딕"/>
+          <w:b/>
+          <w:color w:val="1F2937"/>
+          <w:sz w:val="21"/>
+        </w:rPr>
+        <w:t xml:space="preserve">빈티지 감상 제언: </w:t>
+      </w:r>
+      <w:r>
+        <w:rPr w:rFonts="맑은 고딕">
+          <w:rFonts w:ascii="맑은 고딕" w:hAnsi="맑은 고딕" w:eastAsia="맑은 고딕"/>
+          <w:b w:val="0"/>
+          <w:sz w:val="21"/>
+        </w:rPr>
+        <w:t>진공관 앰프의 온기가 피어오를 때 턴테이블의 카트리지를 올리면, 아날로그 특유의 밀도 높은 중음역대와 따스한 질감이 공간을 그윽하게 채웁니다. 잡음마저 음악의 일부로 승화되는 바이닐 고유의 정취를 느끼며 호젓한 밤에 감상하기에 더없이 적합합니다.</w:t>
+      </w:r>
+    </w:p>
+    <w:p>
+      <w:pPr>
+        <w:spacing w:line="324" w:lineRule="auto" w:after="80"/>
+      </w:pPr>
+      <w:r>
+        <w:rPr w:rFonts="맑은 고딕">
+          <w:rFonts w:ascii="맑은 고딕" w:hAnsi="맑은 고딕" w:eastAsia="맑은 고딕"/>
+          <w:b w:val="0"/>
+          <w:color w:val="6B7280"/>
+          <w:sz w:val="21"/>
+        </w:rPr>
+        <w:t xml:space="preserve">· </w:t>
+      </w:r>
+      <w:r>
+        <w:rPr w:rFonts="맑은 고딕">
+          <w:rFonts w:ascii="맑은 고딕" w:hAnsi="맑은 고딕" w:eastAsia="맑은 고딕"/>
+          <w:b/>
+          <w:color w:val="1F2937"/>
+          <w:sz w:val="21"/>
+        </w:rPr>
+        <w:t xml:space="preserve">소장 가치: </w:t>
+      </w:r>
+      <w:r>
+        <w:rPr w:rFonts="맑은 고딕">
+          <w:rFonts w:ascii="맑은 고딕" w:hAnsi="맑은 고딕" w:eastAsia="맑은 고딕"/>
+          <w:b w:val="0"/>
+          <w:sz w:val="21"/>
+        </w:rPr>
+        <w:t>한 시대를 풍미한 보석 같은 명곡들을 가장 순수한 형태의 아날로그 사운드로 감상할 수 있는 귀중한 자료입니다. 대중음악의 뿌리와 낭만을 기억하고자 하는 정통 LP 컬렉터라면 결코 놓칠 수 없는 독보적인 컬렉션입니다.</w:t>
+      </w:r>
+    </w:p>
+    <w:p>
+      <w:pPr>
+        <w:spacing w:line="324" w:lineRule="auto" w:after="120" w:before="160"/>
+      </w:pPr>
+      <w:r>
+        <w:rPr w:rFonts="맑은 고딕">
+          <w:rFonts w:ascii="맑은 고딕" w:hAnsi="맑은 고딕" w:eastAsia="맑은 고딕"/>
+          <w:b/>
+          <w:color w:val="4338CA"/>
+          <w:sz w:val="21"/>
+        </w:rPr>
+        <w:t>이 음반을 통해 아날로그 소리골을 타고 흐르는 반세기의 낭만과 음악이 전해주는 감동을 다시 한번 경험해 보시는 것은 어떨까요?</w:t>
       </w:r>
     </w:p>
     <w:sectPr>
       <w:pgSz w:w="12240" w:h="15840"/>
-      <w:pgMar w:top="1440" w:right="1440" w:bottom="1440" w:left="1440" w:header="720" w:footer="720" w:gutter="0"/>
+      <w:pgMar w:top="1152" w:right="1296" w:bottom="1152" w:left="1296" w:header="720" w:footer="720" w:gutter="0"/>
       <w:cols w:space="720"/>
       <w:docGrid w:linePitch="360"/>
     </w:sectPr>

--- a/word_reports/위치_734_Various Artists_Pop Song 반세기 Vol. 10.docx
+++ b/word_reports/위치_734_Various Artists_Pop Song 반세기 Vol. 10.docx
@@ -32,7 +32,7 @@
     </w:p>
     <w:p>
       <w:pPr>
-        <w:spacing w:line="324" w:lineRule="auto" w:before="80" w:after="160"/>
+        <w:spacing w:line="324" w:lineRule="auto" w:before="80" w:after="120"/>
       </w:pPr>
       <w:r>
         <w:rPr w:rFonts="맑은 고딕">
@@ -42,13 +42,6 @@
           <w:sz w:val="22"/>
         </w:rPr>
         <w:t xml:space="preserve">[음반 소개] </w:t>
-      </w:r>
-      <w:r>
-        <w:rPr w:rFonts="맑은 고딕">
-          <w:rFonts w:ascii="맑은 고딕" w:hAnsi="맑은 고딕" w:eastAsia="맑은 고딕"/>
-          <w:b w:val="0"/>
-          <w:sz w:val="21"/>
-        </w:rPr>
       </w:r>
     </w:p>
     <w:p>
@@ -61,7 +54,33 @@
           <w:b w:val="0"/>
           <w:sz w:val="21"/>
         </w:rPr>
-        <w:t>반세기를 관통하며 인류의 희로애락을 보듬어온 불멸의 팝 명곡들을 한 폭의 수채화처럼 엮어낸 감동의 아카이브입니다. 거친 세월의 파고 속에서도 빛을 잃지 않는 선율들은 당대 청춘들의 가슴에 깊은 울림을 남기며 시대를 초월한 서정적 안식처가 되어주었습니다. 아날로그 바이닐의 고즈넉한 결을 타고 흐르는 선율 하나하나는 지나간 시절의 찬란했던 낭만을 오늘날 우리의 곁으로 다시금 다정하게 불러옵니다.</w:t>
+        <w:t>음악은 시대를 비추는 거울이자 흘러간 청춘의 시간을 영원으로 봉인하는 가장 찬란한 예술입니다. 20세기 중반 이후 세계를 뒤흔든 대중음악의 거대한 조류를 집대성한 &lt;Pop Song 반세기&gt; 시리즈는, 서구 팝 음악의 황금기를 한국적 감수성의 시선으로 정련해 엮어낸 기념비적 기획물이었습니다. 그 아홉 번째 여정을 장식하는 본 앨범 《Pop Song 반세기 Vol. 9》는 1960년대 말부터 1970년대로 이어지는 팝 음악사의 가장 눈부신 전환기, 즉 멜로디의 낭만과 시대적 변혁의 서사가 절묘하게 교차하던 순간을 오롯이 그러안고 있습니다.</w:t>
+      </w:r>
+    </w:p>
+    <w:p>
+      <w:pPr>
+        <w:spacing w:line="324" w:lineRule="auto" w:after="120"/>
+      </w:pPr>
+      <w:r>
+        <w:rPr w:rFonts="맑은 고딕">
+          <w:rFonts w:ascii="맑은 고딕" w:hAnsi="맑은 고딕" w:eastAsia="맑은 고딕"/>
+          <w:b w:val="0"/>
+          <w:sz w:val="21"/>
+        </w:rPr>
+        <w:t>이 음반에 수록된 곡들은 단순한 유행가의 범주를 훌쩍 뛰어넘습니다. 거칠고 역동적인 비트 속에서도 고결한 선율미를 잃지 않았던 당대 거장들의 숨결은, 산업화의 거센 물결 속에서 라디오 주파수에 귀를 기울이던 당대 청춘들에게 실존적인 위로이자 미지의 세계를 향한 순수한 동경이었습니다. 클래시컬한 현악 오케스트레이션과 따스한 어쿠스틱 사운드, 그리고 영혼을 울리는 보컬의 울림은 팝 음악이 어떻게 인류 공통의 고전이자 예술적 유산으로 자리매김할 수 있었는지를 명징하게 증명해 보입니다.</w:t>
+      </w:r>
+    </w:p>
+    <w:p>
+      <w:pPr>
+        <w:spacing w:line="324" w:lineRule="auto" w:after="120"/>
+      </w:pPr>
+      <w:r>
+        <w:rPr w:rFonts="맑은 고딕">
+          <w:rFonts w:ascii="맑은 고딕" w:hAnsi="맑은 고딕" w:eastAsia="맑은 고딕"/>
+          <w:b w:val="0"/>
+          <w:sz w:val="21"/>
+        </w:rPr>
+        <w:t>세월이 흘러 디지털 음원이 범람하는 오늘날에도 이 음반이 전하는 아우라가 퇴색하지 않는 까닭은, 그 속에 인간 본연의 그리움과 사랑, 그리고 시대의 체온이 박제되어 있기 때문입니다. 각 트랙마다 깃든 아티스트들의 치열한 예술혼과 낭만적 감수성은 턴테이블의 회전을 타고 아련한 노스탤지어를 환기하며, 듣는 이의 마음 깊은 곳에 가 닿아 오랜 여운의 물결을 일으킵니다. 시대를 초월해 불멸의 생명력을 획득한 이 위대한 앤솔로지는 아날로그 LP로 감상할 때 비로소 그 진정한 품격과 울림의 온도를 온전히 드러냅니다.</w:t>
       </w:r>
     </w:p>
     <w:p>
@@ -168,7 +187,7 @@
           <w:b w:val="0"/>
           <w:sz w:val="21"/>
         </w:rPr>
-        <w:t>20세기 중후반 세계 팝 음악사를 수놓았던 명곡들을 집대성하여 국내 음악 애호가들에게 소개하고자 기획된 기념비적인 컴필레이션 시리즈의 아홉 번째 음반입니다.</w:t>
+        <w:t>20세기 대중음악의 유산을 집대성하여 국내 애호가들에게 서구 팝의 정수를 소개하고자 당대 굴지의 음반사를 통해 정식 라이선스로 기획·발매된 역사적 컴필레이션 음반입니다.</w:t>
       </w:r>
     </w:p>
     <w:p>
@@ -199,7 +218,7 @@
           <w:b w:val="0"/>
           <w:sz w:val="21"/>
         </w:rPr>
-        <w:t>발매 당시 라디오 방송과 음악 다방을 중심으로 폭발적인 애청을 이끌어내며 수많은 음악 애호가들의 필청 음반이자 스테디셀러로 굳건한 사랑을 받았습니다.</w:t>
+        <w:t>발매 당시 음악다방과 라디오 애청자들을 중심으로 폭발적인 사랑을 받았으며, 음악 애호가 가정의 필청 음반이자 스테디셀러로 확고히 자리 잡았습니다.</w:t>
       </w:r>
     </w:p>
     <w:p>
@@ -230,7 +249,7 @@
           <w:b w:val="0"/>
           <w:sz w:val="21"/>
         </w:rPr>
-        <w:t>수록된 개별 명곡들은 빌보드 차트 상위권 석권 및 그래미 어워드 수상을 비롯해 세계 유수의 음악 협회로부터 역사적 가치를 공인받았습니다.</w:t>
+        <w:t>수록된 트랙 대다수가 빌보드 핫 100 상위권 및 그래미 어워드를 석권한 마스터피스들로 채워져 있어, 단일 음반 이상의 음악사적 공인성과 권위를 지닙니다.</w:t>
       </w:r>
     </w:p>
     <w:p>
@@ -368,7 +387,7 @@
           <w:b w:val="0"/>
           <w:sz w:val="21"/>
         </w:rPr>
-        <w:t>팝 음악의 황금기를 개척하고 견인했던 전설적인 거장 보컬리스트들과 밴드들이 한자리에 모였습니다. 각자의 고유한 음색과 독창적인 음악 언어로 대중음악의 지평을 넓혔으며, 오늘날까지도 수많은 후대 음악인들에게 마르지 않는 영감의 원천으로 추앙받고 있습니다.</w:t>
+        <w:t>팝, 포크, 소울, 소프트 록의 시대를 풍미하며 세계 대중음악의 뼈대를 세운 전설적인 보컬리스트와 밴드들이 대거 참여하였습니다. 각 아티스트들은 탁월한 가창력과 작가주의적 음악성으로 국경과 세대를 초월한 감동을 선사하며 대중음악을 순수 예술의 경지로 끌어올렸습니다.</w:t>
       </w:r>
     </w:p>
     <w:p>
@@ -413,7 +432,7 @@
           <w:b w:val="0"/>
           <w:sz w:val="21"/>
         </w:rPr>
-        <w:t>팝 음악이 단순한 유행가를 넘어 하나의 고전 예술로서 격조를 갖추어 가던 과도기적 명작들을 정교하게 큐레이션한 명반입니다. 개별 트랙의 뛰어난 완성도는 물론, 전체적인 트랙 배치가 유려한 서사적 흐름을 형성하여 옴니버스 음반의 미학적 정점을 보여줍니다.</w:t>
+        <w:t>단편적인 히트곡 모음집의 한계를 넘어, 20세기 후반 팝 음악의 황금기를 한눈에 조망할 수 있도록 큐레이션 된 아카이브적 가치를 지닙니다. 멜로디 중심의 고전 팝에서 록과 소울의 서정성이 만개하던 과도기적 명곡들을 유기적으로 배치하여 앨범 전체의 완성도와 사료적 가치를 극대화했습니다.</w:t>
       </w:r>
     </w:p>
     <w:p>
@@ -444,7 +463,7 @@
           <w:b w:val="0"/>
           <w:sz w:val="21"/>
         </w:rPr>
-        <w:t>음악이 곧 위로이자 유일한 창구였던 그 시절, 턴테이블 바늘 끝에서 피어오르던 멜로디는 메마른 일상을 촉촉하게 적셔주었습니다. 흑백 영화의 한 장면처럼 아련한 청춘의 기억과 골목길 라디오에서 흘러나오던 설렘의 감정이 바이닐의 소리골마다 오롯이 각인되어 있습니다.</w:t>
+        <w:t>통기타와 음악다방, 밤 깊은 라디오 프로그램에서 흘러나오던 감미로운 선율은 당대 청춘들의 고단한 일상을 어루만져 주던 유일한 안식처였습니다. 이 음반에는 암울하고 억압적이던 개발의 시대 속에서 낭만과 자유를 갈망하던 한국 청년문화의 서정적 공기와 따스한 온기가 고스란히 각인되어 있습니다.</w:t>
       </w:r>
     </w:p>
     <w:p>
@@ -489,7 +508,7 @@
           <w:b w:val="0"/>
           <w:sz w:val="21"/>
         </w:rPr>
-        <w:t>시대를 풍미한 스탠더드 팝 발라드부터 감미로운 보컬 하모니가 돋보이는 트랙들로 구성되어 있습니다. 절제된 감정선과 서정적인 멜로디 라인은 듣는 이의 마음을 단숨에 사로잡으며 깊은 여운을 남깁니다.</w:t>
+        <w:t>심금을 울리는 어쿠스틱 발라드부터 유려한 오케스트레이션이 돋보이는 팝 스탠더드, 짙은 서정성을 머금은 포크 넘버들이 절묘한 균형을 이룹니다. 한 편의 서정시를 읊조리는 듯한 보컬과 절제된 악기 편성이 빚어내는 멜로디 라인은 듣는 이에게 깊은 감정적 정화를 선사합니다.</w:t>
       </w:r>
     </w:p>
     <w:p>
@@ -520,7 +539,7 @@
           <w:b w:val="0"/>
           <w:sz w:val="21"/>
         </w:rPr>
-        <w:t>진공관 앰프의 온기가 피어오를 때 턴테이블의 카트리지를 올리면, 아날로그 특유의 밀도 높은 중음역대와 따스한 질감이 공간을 그윽하게 채웁니다. 잡음마저 음악의 일부로 승화되는 바이닐 고유의 정취를 느끼며 호젓한 밤에 감상하기에 더없이 적합합니다.</w:t>
+        <w:t>진공관 앰프 특유의 두툼하고 따뜻한 배음과 턴테이블의 바늘이 소리골을 긁으며 일으키는 미세한 마찰음 속에서 진가를 발휘합니다. 아날로그 마스터링의 풍성한 중저역과 자연스러운 공간감은 보컬의 미세한 숨결까지 생생하게 포착해 내어 깊은 밤 찻잔 한 잔과 함께 오롯이 몰입하기에 최적입니다.</w:t>
       </w:r>
     </w:p>
     <w:p>
@@ -551,7 +570,7 @@
           <w:b w:val="0"/>
           <w:sz w:val="21"/>
         </w:rPr>
-        <w:t>한 시대를 풍미한 보석 같은 명곡들을 가장 순수한 형태의 아날로그 사운드로 감상할 수 있는 귀중한 자료입니다. 대중음악의 뿌리와 낭만을 기억하고자 하는 정통 LP 컬렉터라면 결코 놓칠 수 없는 독보적인 컬렉션입니다.</w:t>
+        <w:t>디지털 파일로는 결코 대체할 수 없는 당대 오리지널 커버 아트워크와 라이선스 LP 특유의 시대적 향취를 품고 있습니다. 팝 음악의 역사적 정수를 물리적 실체로 소장하고자 하는 정통 LP 컬렉터들에게 변함없는 애장반의 품격을 약속합니다.</w:t>
       </w:r>
     </w:p>
     <w:p>
@@ -565,7 +584,7 @@
           <w:color w:val="4338CA"/>
           <w:sz w:val="21"/>
         </w:rPr>
-        <w:t>이 음반을 통해 아날로그 소리골을 타고 흐르는 반세기의 낭만과 음악이 전해주는 감동을 다시 한번 경험해 보시는 것은 어떨까요?</w:t>
+        <w:t>이 음반을 통해 아날로그 소리골을 타고 흐르는 불멸의 멜로디가 전해주는 감동을 다시 한번 경험해 보시는 것은 어떨까요?</w:t>
       </w:r>
     </w:p>
     <w:sectPr>
